--- a/raspberry_pi/s_w/slotguard/docs/SLOT-GUARD_4inch_LCD_UIUX_기획서_v0.2.docx
+++ b/raspberry_pi/s_w/slotguard/docs/SLOT-GUARD_4inch_LCD_UIUX_기획서_v0.2.docx
@@ -39,7 +39,7 @@
           <w:rFonts w:ascii="Noto Sans CJK KR" w:hAnsi="Noto Sans CJK KR" w:eastAsia="Noto Sans CJK KR"/>
           <w:b w:val="0"/>
         </w:rPr>
-        <w:t>문서 버전: v0.3 작성 기준일: 2026-08-24 대상 장치: Raspberry Pi 4 Model B Rev 1.5 + Waveshare 4inch RPi LCD (A) Rev 2.0 + ATmega128A LCD 기준: 480×320 가로형, XPT2046/ADS7846 호환 저항막 단일 터치 소프트웨어 기준: Raspberry Pi OS 64-bit, Debian 13 Trixie, Flask/Chromium 키오스크</w:t>
+        <w:t>문서 버전: v0.4 작성 기준일: 2026-08-24 대상 장치: Raspberry Pi 4 Model B Rev 1.5 + Waveshare 4inch RPi LCD (A) Rev 2.0 + ATmega128A LCD 기준: 480×320 가로형, XPT2046/ADS7846 호환 저항막 단일 터치 소프트웨어 기준: Raspberry Pi OS 64-bit, Debian 13 Trixie, Flask/Chromium 키오스크</w:t>
       </w:r>
     </w:p>
     <w:p>
@@ -3811,6 +3811,33 @@
           <w:rFonts w:ascii="Noto Sans CJK KR" w:hAnsi="Noto Sans CJK KR" w:eastAsia="Noto Sans CJK KR"/>
           <w:b w:val="0"/>
         </w:rPr>
+        <w:t xml:space="preserve">AT의 </w:t>
+      </w:r>
+      <w:r>
+        <w:rPr>
+          <w:rFonts w:ascii="D2Coding" w:hAnsi="D2Coding" w:eastAsia="D2Coding"/>
+          <w:color w:val="9A3412"/>
+          <w:sz w:val="18"/>
+        </w:rPr>
+        <w:t>ERROR|INVALID_FORMAT</w:t>
+      </w:r>
+      <w:r>
+        <w:rPr>
+          <w:rFonts w:ascii="Noto Sans CJK KR" w:hAnsi="Noto Sans CJK KR" w:eastAsia="Noto Sans CJK KR"/>
+          <w:b w:val="0"/>
+        </w:rPr>
+        <w:t>에는 요청번호가 없으며, Pi는 마지막 송신 프레임 전체를 그대로 재전송한다.</w:t>
+      </w:r>
+    </w:p>
+    <w:p>
+      <w:pPr>
+        <w:pStyle w:val="ListBullet"/>
+      </w:pPr>
+      <w:r>
+        <w:rPr>
+          <w:rFonts w:ascii="Noto Sans CJK KR" w:hAnsi="Noto Sans CJK KR" w:eastAsia="Noto Sans CJK KR"/>
+          <w:b w:val="0"/>
+        </w:rPr>
         <w:t>ATmega는 같은 요청번호를 다시 받아도 모터를 다시 구동하지 않는다.</w:t>
       </w:r>
     </w:p>
@@ -5235,7 +5262,22 @@
           <w:rFonts w:ascii="Noto Sans CJK KR" w:hAnsi="Noto Sans CJK KR" w:eastAsia="Noto Sans CJK KR"/>
           <w:b w:val="0"/>
         </w:rPr>
-        <w:t>슬롯은 화면의 1~10번과 내부 좌표 00, 01, 02, 03, 04, 10, 11, 12, 13, 14를 대응한다.</w:t>
+        <w:t xml:space="preserve">슬롯은 화면의 1~10번과 내부 좌표 </w:t>
+      </w:r>
+      <w:r>
+        <w:rPr>
+          <w:rFonts w:ascii="D2Coding" w:hAnsi="D2Coding" w:eastAsia="D2Coding"/>
+          <w:color w:val="9A3412"/>
+          <w:sz w:val="18"/>
+        </w:rPr>
+        <w:t>00, 01, 02, 03, 04, 14, 13, 12, 11, 10</w:t>
+      </w:r>
+      <w:r>
+        <w:rPr>
+          <w:rFonts w:ascii="Noto Sans CJK KR" w:hAnsi="Noto Sans CJK KR" w:eastAsia="Noto Sans CJK KR"/>
+          <w:b w:val="0"/>
+        </w:rPr>
+        <w:t>을 순서대로 대응한다.</w:t>
       </w:r>
     </w:p>
     <w:p>
@@ -5382,6 +5424,42 @@
           <w:b w:val="0"/>
         </w:rPr>
         <w:t>수동미복약은 남은 허용시간으로 좌표 00 MOVE를 보내고 WAIT 후 기존 약 배출 버튼을 표시한다. 허용시간이 끝났으면 MOVE 없이 MISSED로 종료한다.</w:t>
+      </w:r>
+    </w:p>
+    <w:p>
+      <w:pPr>
+        <w:pStyle w:val="ListNumber"/>
+      </w:pPr>
+      <w:r>
+        <w:rPr>
+          <w:rFonts w:ascii="Noto Sans CJK KR" w:hAnsi="Noto Sans CJK KR" w:eastAsia="Noto Sans CJK KR"/>
+          <w:b w:val="0"/>
+        </w:rPr>
+        <w:t>마지막 슬롯 10의 R=1 RESULT ACK 후 ATmega는 물리 위치를 00으로 자동 복귀하며, LCD는 블리스터 소진 안내를 유지한다.</w:t>
+      </w:r>
+    </w:p>
+    <w:p>
+      <w:pPr>
+        <w:pStyle w:val="ListNumber"/>
+      </w:pPr>
+      <w:r>
+        <w:rPr>
+          <w:rFonts w:ascii="Noto Sans CJK KR" w:hAnsi="Noto Sans CJK KR" w:eastAsia="Noto Sans CJK KR"/>
+          <w:b w:val="0"/>
+        </w:rPr>
+        <w:t>AT의 INVALID_FORMAT은 동일 UART 명령 재전송으로 처리하므로 LCD를 통신 오류 화면으로 전환하지 않는다.</w:t>
+      </w:r>
+    </w:p>
+    <w:p>
+      <w:pPr>
+        <w:pStyle w:val="ListNumber"/>
+      </w:pPr>
+      <w:r>
+        <w:rPr>
+          <w:rFonts w:ascii="Noto Sans CJK KR" w:hAnsi="Noto Sans CJK KR" w:eastAsia="Noto Sans CJK KR"/>
+          <w:b w:val="0"/>
+        </w:rPr>
+        <w:t>업그레이드 시 사용 중인 기존 블리스터는 기존 순서를 유지하고, 새 블리스터 초기화 이후 지그재그 순서를 적용한다.</w:t>
       </w:r>
     </w:p>
     <w:p>
@@ -6534,6 +6612,33 @@
           <w:rFonts w:ascii="Noto Sans CJK KR" w:hAnsi="Noto Sans CJK KR" w:eastAsia="Noto Sans CJK KR"/>
           <w:b w:val="0"/>
         </w:rPr>
+        <w:t xml:space="preserve">지그재그 순서 </w:t>
+      </w:r>
+      <w:r>
+        <w:rPr>
+          <w:rFonts w:ascii="D2Coding" w:hAnsi="D2Coding" w:eastAsia="D2Coding"/>
+          <w:color w:val="9A3412"/>
+          <w:sz w:val="18"/>
+        </w:rPr>
+        <w:t>00→01→02→03→04→14→13→12→11→10</w:t>
+      </w:r>
+      <w:r>
+        <w:rPr>
+          <w:rFonts w:ascii="Noto Sans CJK KR" w:hAnsi="Noto Sans CJK KR" w:eastAsia="Noto Sans CJK KR"/>
+          <w:b w:val="0"/>
+        </w:rPr>
+        <w:t xml:space="preserve"> 표시·사용 상태 시험</w:t>
+      </w:r>
+    </w:p>
+    <w:p>
+      <w:pPr>
+        <w:pStyle w:val="ListBullet"/>
+      </w:pPr>
+      <w:r>
+        <w:rPr>
+          <w:rFonts w:ascii="Noto Sans CJK KR" w:hAnsi="Noto Sans CJK KR" w:eastAsia="Noto Sans CJK KR"/>
+          <w:b w:val="0"/>
+        </w:rPr>
         <w:t>10개 좌표의 DISPENSE 및 XYR 좌표 일치 시험</w:t>
       </w:r>
     </w:p>
@@ -6607,6 +6712,18 @@
           <w:b w:val="0"/>
         </w:rPr>
         <w:t>R=2 재이동 뒤 R=0에서 기존 실패 화면과 좌표 유지</w:t>
+      </w:r>
+    </w:p>
+    <w:p>
+      <w:pPr>
+        <w:pStyle w:val="ListBullet"/>
+      </w:pPr>
+      <w:r>
+        <w:rPr>
+          <w:rFonts w:ascii="Noto Sans CJK KR" w:hAnsi="Noto Sans CJK KR" w:eastAsia="Noto Sans CJK KR"/>
+          <w:b w:val="0"/>
+        </w:rPr>
+        <w:t>INVALID_FORMAT 재전송 중 현재 진행 화면 유지</w:t>
       </w:r>
     </w:p>
     <w:p>

--- a/raspberry_pi/s_w/slotguard/docs/SLOT-GUARD_4inch_LCD_UIUX_기획서_v0.2.docx
+++ b/raspberry_pi/s_w/slotguard/docs/SLOT-GUARD_4inch_LCD_UIUX_기획서_v0.2.docx
@@ -39,7 +39,7 @@
           <w:rFonts w:ascii="Noto Sans CJK KR" w:hAnsi="Noto Sans CJK KR" w:eastAsia="Noto Sans CJK KR"/>
           <w:b w:val="0"/>
         </w:rPr>
-        <w:t>문서 버전: v0.2 작성 기준일: 2026-08-13 대상 장치: Raspberry Pi 4 Model B Rev 1.5 + Waveshare 4inch RPi LCD (A) Rev 2.0 + ATmega128A LCD 기준: 480×320 가로형, XPT2046/ADS7846 호환 저항막 단일 터치 소프트웨어 기준: Raspberry Pi OS 64-bit, Debian 13 Trixie, Flask/Chromium 키오스크</w:t>
+        <w:t>문서 버전: v0.3 작성 기준일: 2026-08-24 대상 장치: Raspberry Pi 4 Model B Rev 1.5 + Waveshare 4inch RPi LCD (A) Rev 2.0 + ATmega128A LCD 기준: 480×320 가로형, XPT2046/ADS7846 호환 저항막 단일 터치 소프트웨어 기준: Raspberry Pi OS 64-bit, Debian 13 Trixie, Flask/Chromium 키오스크</w:t>
       </w:r>
     </w:p>
     <w:p>
@@ -81,7 +81,7 @@
           <w:rFonts w:ascii="Noto Sans CJK KR" w:hAnsi="Noto Sans CJK KR" w:eastAsia="Noto Sans CJK KR"/>
           <w:b w:val="0"/>
         </w:rPr>
-        <w:t>2. v0.2 확정사항</w:t>
+        <w:t>2. v0.3 확정사항</w:t>
       </w:r>
     </w:p>
     <w:tbl>
@@ -447,7 +447,7 @@
                 <w:b w:val="0"/>
                 <w:sz w:val="17"/>
               </w:rPr>
-              <w:t>한 슬롯, 한 정</w:t>
+              <w:t>실제 복약 한 정. 빈 슬롯이면 같은 예약으로 다음 좌표를 계속 탐색</w:t>
             </w:r>
           </w:p>
         </w:tc>
@@ -763,6 +763,48 @@
                 <w:b w:val="0"/>
                 <w:sz w:val="17"/>
               </w:rPr>
+              <w:t>빈 슬롯</w:t>
+            </w:r>
+          </w:p>
+        </w:tc>
+        <w:tc>
+          <w:tcPr>
+            <w:tcW w:type="dxa" w:w="5100"/>
+            <w:vAlign w:val="center"/>
+            <w:shd w:fill="FFFFFF"/>
+          </w:tcPr>
+          <w:p>
+            <w:pPr>
+              <w:spacing w:after="0"/>
+            </w:pPr>
+            <w:r>
+              <w:rPr>
+                <w:rFonts w:ascii="Noto Sans CJK KR" w:hAnsi="Noto Sans CJK KR" w:eastAsia="Noto Sans CJK KR"/>
+                <w:b w:val="0"/>
+                <w:sz w:val="17"/>
+              </w:rPr>
+              <w:t>R=2, 빈 좌표를 사용 완료로 기록하고 같은 복약을 다음 좌표에서 계속</w:t>
+            </w:r>
+          </w:p>
+        </w:tc>
+      </w:tr>
+      <w:tr>
+        <w:tc>
+          <w:tcPr>
+            <w:tcW w:type="dxa" w:w="5100"/>
+            <w:vAlign w:val="center"/>
+            <w:shd w:fill="EAF4FA"/>
+          </w:tcPr>
+          <w:p>
+            <w:pPr>
+              <w:spacing w:after="0"/>
+            </w:pPr>
+            <w:r>
+              <w:rPr>
+                <w:rFonts w:ascii="Noto Sans CJK KR" w:hAnsi="Noto Sans CJK KR" w:eastAsia="Noto Sans CJK KR"/>
+                <w:b w:val="0"/>
+                <w:sz w:val="17"/>
+              </w:rPr>
               <w:t>수동 완료</w:t>
             </w:r>
           </w:p>
@@ -771,7 +813,7 @@
           <w:tcPr>
             <w:tcW w:type="dxa" w:w="5100"/>
             <w:vAlign w:val="center"/>
-            <w:shd w:fill="FFFFFF"/>
+            <w:shd w:fill="EAF4FA"/>
           </w:tcPr>
           <w:p>
             <w:pPr>
@@ -793,7 +835,7 @@
           <w:tcPr>
             <w:tcW w:type="dxa" w:w="5100"/>
             <w:vAlign w:val="center"/>
-            <w:shd w:fill="EAF4FA"/>
+            <w:shd w:fill="FFFFFF"/>
           </w:tcPr>
           <w:p>
             <w:pPr>
@@ -813,6 +855,28 @@
           <w:tcPr>
             <w:tcW w:type="dxa" w:w="5100"/>
             <w:vAlign w:val="center"/>
+            <w:shd w:fill="FFFFFF"/>
+          </w:tcPr>
+          <w:p>
+            <w:pPr>
+              <w:spacing w:after="0"/>
+            </w:pPr>
+            <w:r>
+              <w:rPr>
+                <w:rFonts w:ascii="Noto Sans CJK KR" w:hAnsi="Noto Sans CJK KR" w:eastAsia="Noto Sans CJK KR"/>
+                <w:b w:val="0"/>
+                <w:sz w:val="17"/>
+              </w:rPr>
+              <w:t>반복 0~10회, 종료 후 5초 간격, 볼륨 0~10 증감 및 1회 테스트</w:t>
+            </w:r>
+          </w:p>
+        </w:tc>
+      </w:tr>
+      <w:tr>
+        <w:tc>
+          <w:tcPr>
+            <w:tcW w:type="dxa" w:w="5100"/>
+            <w:vAlign w:val="center"/>
             <w:shd w:fill="EAF4FA"/>
           </w:tcPr>
           <w:p>
@@ -825,7 +889,27 @@
                 <w:b w:val="0"/>
                 <w:sz w:val="17"/>
               </w:rPr>
-              <w:t>반복 1~10회, 종료 후 5초 간격, 볼륨 0~10 증감 및 1회 테스트</w:t>
+              <w:t>블리스터 초기화</w:t>
+            </w:r>
+          </w:p>
+        </w:tc>
+        <w:tc>
+          <w:tcPr>
+            <w:tcW w:type="dxa" w:w="5100"/>
+            <w:vAlign w:val="center"/>
+            <w:shd w:fill="EAF4FA"/>
+          </w:tcPr>
+          <w:p>
+            <w:pPr>
+              <w:spacing w:after="0"/>
+            </w:pPr>
+            <w:r>
+              <w:rPr>
+                <w:rFonts w:ascii="Noto Sans CJK KR" w:hAnsi="Noto Sans CJK KR" w:eastAsia="Noto Sans CJK KR"/>
+                <w:b w:val="0"/>
+                <w:sz w:val="17"/>
+              </w:rPr>
+              <w:t>관리자 웹과 LCD 환경 설정에서 가능, 미래 예약 유지</w:t>
             </w:r>
           </w:p>
         </w:tc>
@@ -847,7 +931,7 @@
                 <w:b w:val="0"/>
                 <w:sz w:val="17"/>
               </w:rPr>
-              <w:t>블리스터 초기화</w:t>
+              <w:t>전원</w:t>
             </w:r>
           </w:p>
         </w:tc>
@@ -856,48 +940,6 @@
             <w:tcW w:type="dxa" w:w="5100"/>
             <w:vAlign w:val="center"/>
             <w:shd w:fill="FFFFFF"/>
-          </w:tcPr>
-          <w:p>
-            <w:pPr>
-              <w:spacing w:after="0"/>
-            </w:pPr>
-            <w:r>
-              <w:rPr>
-                <w:rFonts w:ascii="Noto Sans CJK KR" w:hAnsi="Noto Sans CJK KR" w:eastAsia="Noto Sans CJK KR"/>
-                <w:b w:val="0"/>
-                <w:sz w:val="17"/>
-              </w:rPr>
-              <w:t>관리자 웹과 LCD 환경 설정에서 가능, 미래 예약 유지</w:t>
-            </w:r>
-          </w:p>
-        </w:tc>
-      </w:tr>
-      <w:tr>
-        <w:tc>
-          <w:tcPr>
-            <w:tcW w:type="dxa" w:w="5100"/>
-            <w:vAlign w:val="center"/>
-            <w:shd w:fill="EAF4FA"/>
-          </w:tcPr>
-          <w:p>
-            <w:pPr>
-              <w:spacing w:after="0"/>
-            </w:pPr>
-            <w:r>
-              <w:rPr>
-                <w:rFonts w:ascii="Noto Sans CJK KR" w:hAnsi="Noto Sans CJK KR" w:eastAsia="Noto Sans CJK KR"/>
-                <w:b w:val="0"/>
-                <w:sz w:val="17"/>
-              </w:rPr>
-              <w:t>전원</w:t>
-            </w:r>
-          </w:p>
-        </w:tc>
-        <w:tc>
-          <w:tcPr>
-            <w:tcW w:type="dxa" w:w="5100"/>
-            <w:vAlign w:val="center"/>
-            <w:shd w:fill="EAF4FA"/>
           </w:tcPr>
           <w:p>
             <w:pPr>
@@ -1026,6 +1068,30 @@
           <w:b w:val="0"/>
         </w:rPr>
         <w:t>R=0 이후 수동 복약 완료 또는 복용하지 못함 처리</w:t>
+      </w:r>
+    </w:p>
+    <w:p>
+      <w:pPr>
+        <w:pStyle w:val="ListBullet"/>
+      </w:pPr>
+      <w:r>
+        <w:rPr>
+          <w:rFonts w:ascii="Noto Sans CJK KR" w:hAnsi="Noto Sans CJK KR" w:eastAsia="Noto Sans CJK KR"/>
+          <w:b w:val="0"/>
+        </w:rPr>
+        <w:t>R=2 이후 다음 슬롯 이동 안내와 WAIT 후 약 배출 버튼 재표시</w:t>
+      </w:r>
+    </w:p>
+    <w:p>
+      <w:pPr>
+        <w:pStyle w:val="ListBullet"/>
+      </w:pPr>
+      <w:r>
+        <w:rPr>
+          <w:rFonts w:ascii="Noto Sans CJK KR" w:hAnsi="Noto Sans CJK KR" w:eastAsia="Noto Sans CJK KR"/>
+          <w:b w:val="0"/>
+        </w:rPr>
+        <w:t>마지막 슬롯 R=2 후 새 블리스터 초기화와 수동복약·수동미복약 선택</w:t>
       </w:r>
     </w:p>
     <w:p>
@@ -2540,6 +2606,17 @@
           <w:color w:val="0F172A"/>
           <w:sz w:val="17"/>
         </w:rPr>
+        <w:t>│  ├─ 빈 슬롯·다음 약 이동·새 블리스터 복약 선택</w:t>
+      </w:r>
+      <w:r>
+        <w:br/>
+      </w:r>
+      <w:r>
+        <w:rPr>
+          <w:rFonts w:ascii="D2Coding" w:hAnsi="D2Coding" w:eastAsia="D2Coding"/>
+          <w:color w:val="0F172A"/>
+          <w:sz w:val="17"/>
+        </w:rPr>
         <w:t>│  └─ 미복약·통신 오류</w:t>
       </w:r>
       <w:r>
@@ -2584,7 +2661,7 @@
           <w:color w:val="0F172A"/>
           <w:sz w:val="17"/>
         </w:rPr>
-        <w:t xml:space="preserve">   ├─ 음성 반복 1~10회</w:t>
+        <w:t xml:space="preserve">   ├─ 음성 반복 0~10회</w:t>
       </w:r>
       <w:r>
         <w:br/>
@@ -2786,7 +2863,7 @@
           <w:color w:val="0F172A"/>
           <w:sz w:val="17"/>
         </w:rPr>
-        <w:t xml:space="preserve">                 └─ XYR의 R=0 → FAILED</w:t>
+        <w:t xml:space="preserve">                 ├─ XYR의 R=0 → FAILED</w:t>
       </w:r>
       <w:r>
         <w:br/>
@@ -2809,6 +2886,61 @@
           <w:sz w:val="17"/>
         </w:rPr>
         <w:t xml:space="preserve">                      └─ 복용하지 못함 → FAILED 확인 처리</w:t>
+      </w:r>
+      <w:r>
+        <w:br/>
+      </w:r>
+      <w:r>
+        <w:rPr>
+          <w:rFonts w:ascii="D2Coding" w:hAnsi="D2Coding" w:eastAsia="D2Coding"/>
+          <w:color w:val="0F172A"/>
+          <w:sz w:val="17"/>
+        </w:rPr>
+        <w:t xml:space="preserve">                 └─ XYR의 R=2 → 빈 슬롯 기록·다음 좌표</w:t>
+      </w:r>
+      <w:r>
+        <w:br/>
+      </w:r>
+      <w:r>
+        <w:rPr>
+          <w:rFonts w:ascii="D2Coding" w:hAnsi="D2Coding" w:eastAsia="D2Coding"/>
+          <w:color w:val="0F172A"/>
+          <w:sz w:val="17"/>
+        </w:rPr>
+        <w:t xml:space="preserve">                      ├─ 다음 슬롯 → MOVING → WAIT → 약 배출 재선택</w:t>
+      </w:r>
+      <w:r>
+        <w:br/>
+      </w:r>
+      <w:r>
+        <w:rPr>
+          <w:rFonts w:ascii="D2Coding" w:hAnsi="D2Coding" w:eastAsia="D2Coding"/>
+          <w:color w:val="0F172A"/>
+          <w:sz w:val="17"/>
+        </w:rPr>
+        <w:t xml:space="preserve">                      └─ 마지막 슬롯 → 블리스터 교체·초기화</w:t>
+      </w:r>
+      <w:r>
+        <w:br/>
+      </w:r>
+      <w:r>
+        <w:rPr>
+          <w:rFonts w:ascii="D2Coding" w:hAnsi="D2Coding" w:eastAsia="D2Coding"/>
+          <w:color w:val="0F172A"/>
+          <w:sz w:val="17"/>
+        </w:rPr>
+        <w:t xml:space="preserve">                           ├─ 수동복약 → MANUALLY_COMPLETED, 00→01</w:t>
+      </w:r>
+      <w:r>
+        <w:br/>
+      </w:r>
+      <w:r>
+        <w:rPr>
+          <w:rFonts w:ascii="D2Coding" w:hAnsi="D2Coding" w:eastAsia="D2Coding"/>
+          <w:color w:val="0F172A"/>
+          <w:sz w:val="17"/>
+        </w:rPr>
+        <w:t xml:space="preserve">                           └─ 수동미복약 → MOVING(00) 또는 만료 시 MISSED</w:t>
       </w:r>
       <w:r>
         <w:br/>
@@ -3692,6 +3824,75 @@
           <w:b w:val="0"/>
         </w:rPr>
         <w:t>결과의 마지막 3자리는 기존 XYR이다.</w:t>
+      </w:r>
+    </w:p>
+    <w:p>
+      <w:pPr>
+        <w:pStyle w:val="ListBullet"/>
+      </w:pPr>
+      <w:r>
+        <w:rPr>
+          <w:rFonts w:ascii="Noto Sans CJK KR" w:hAnsi="Noto Sans CJK KR" w:eastAsia="Noto Sans CJK KR"/>
+          <w:b w:val="0"/>
+        </w:rPr>
+        <w:t xml:space="preserve">R은 </w:t>
+      </w:r>
+      <w:r>
+        <w:rPr>
+          <w:rFonts w:ascii="D2Coding" w:hAnsi="D2Coding" w:eastAsia="D2Coding"/>
+          <w:color w:val="9A3412"/>
+          <w:sz w:val="18"/>
+        </w:rPr>
+        <w:t>0</w:t>
+      </w:r>
+      <w:r>
+        <w:rPr>
+          <w:rFonts w:ascii="Noto Sans CJK KR" w:hAnsi="Noto Sans CJK KR" w:eastAsia="Noto Sans CJK KR"/>
+          <w:b w:val="0"/>
+        </w:rPr>
+        <w:t xml:space="preserve"> 실패, </w:t>
+      </w:r>
+      <w:r>
+        <w:rPr>
+          <w:rFonts w:ascii="D2Coding" w:hAnsi="D2Coding" w:eastAsia="D2Coding"/>
+          <w:color w:val="9A3412"/>
+          <w:sz w:val="18"/>
+        </w:rPr>
+        <w:t>1</w:t>
+      </w:r>
+      <w:r>
+        <w:rPr>
+          <w:rFonts w:ascii="Noto Sans CJK KR" w:hAnsi="Noto Sans CJK KR" w:eastAsia="Noto Sans CJK KR"/>
+          <w:b w:val="0"/>
+        </w:rPr>
+        <w:t xml:space="preserve"> 배출 확인, </w:t>
+      </w:r>
+      <w:r>
+        <w:rPr>
+          <w:rFonts w:ascii="D2Coding" w:hAnsi="D2Coding" w:eastAsia="D2Coding"/>
+          <w:color w:val="9A3412"/>
+          <w:sz w:val="18"/>
+        </w:rPr>
+        <w:t>2</w:t>
+      </w:r>
+      <w:r>
+        <w:rPr>
+          <w:rFonts w:ascii="Noto Sans CJK KR" w:hAnsi="Noto Sans CJK KR" w:eastAsia="Noto Sans CJK KR"/>
+          <w:b w:val="0"/>
+        </w:rPr>
+        <w:t xml:space="preserve"> 빈 블리스터 슬롯이다.</w:t>
+      </w:r>
+    </w:p>
+    <w:p>
+      <w:pPr>
+        <w:pStyle w:val="ListBullet"/>
+      </w:pPr>
+      <w:r>
+        <w:rPr>
+          <w:rFonts w:ascii="Noto Sans CJK KR" w:hAnsi="Noto Sans CJK KR" w:eastAsia="Noto Sans CJK KR"/>
+          <w:b w:val="0"/>
+        </w:rPr>
+        <w:t>R=2 뒤에는 새 요청번호와 현재 남은 허용시간으로 다음 좌표 MOVE를 보낸다.</w:t>
       </w:r>
     </w:p>
     <w:p>
@@ -4819,6 +5020,194 @@
           </w:p>
         </w:tc>
       </w:tr>
+      <w:tr>
+        <w:tc>
+          <w:tcPr>
+            <w:tcW w:type="dxa" w:w="2550"/>
+            <w:vAlign w:val="center"/>
+            <w:shd w:fill="FFFFFF"/>
+          </w:tcPr>
+          <w:p>
+            <w:pPr>
+              <w:spacing w:after="0"/>
+            </w:pPr>
+            <w:r>
+              <w:rPr>
+                <w:rFonts w:ascii="Noto Sans CJK KR" w:hAnsi="Noto Sans CJK KR" w:eastAsia="Noto Sans CJK KR"/>
+                <w:b w:val="0"/>
+                <w:sz w:val="17"/>
+              </w:rPr>
+              <w:t>LCD-13</w:t>
+            </w:r>
+          </w:p>
+        </w:tc>
+        <w:tc>
+          <w:tcPr>
+            <w:tcW w:type="dxa" w:w="2550"/>
+            <w:vAlign w:val="center"/>
+            <w:shd w:fill="FFFFFF"/>
+          </w:tcPr>
+          <w:p>
+            <w:pPr>
+              <w:spacing w:after="0"/>
+            </w:pPr>
+            <w:r>
+              <w:rPr>
+                <w:rFonts w:ascii="Noto Sans CJK KR" w:hAnsi="Noto Sans CJK KR" w:eastAsia="Noto Sans CJK KR"/>
+                <w:b w:val="0"/>
+                <w:sz w:val="17"/>
+              </w:rPr>
+              <w:t>빈 슬롯 재이동</w:t>
+            </w:r>
+          </w:p>
+        </w:tc>
+        <w:tc>
+          <w:tcPr>
+            <w:tcW w:type="dxa" w:w="2550"/>
+            <w:vAlign w:val="center"/>
+            <w:shd w:fill="FFFFFF"/>
+          </w:tcPr>
+          <w:p>
+            <w:pPr>
+              <w:spacing w:after="0"/>
+            </w:pPr>
+            <w:r>
+              <w:rPr>
+                <w:rFonts w:ascii="D2Coding" w:hAnsi="D2Coding" w:eastAsia="D2Coding"/>
+                <w:color w:val="9A3412"/>
+                <w:sz w:val="17"/>
+              </w:rPr>
+              <w:t>현재 칸이 비어 있습니다. 다음 칸의 약으로 이동 중입니다.</w:t>
+            </w:r>
+          </w:p>
+        </w:tc>
+        <w:tc>
+          <w:tcPr>
+            <w:tcW w:type="dxa" w:w="2550"/>
+            <w:vAlign w:val="center"/>
+            <w:shd w:fill="FFFFFF"/>
+          </w:tcPr>
+          <w:p>
+            <w:pPr>
+              <w:spacing w:after="0"/>
+            </w:pPr>
+            <w:r>
+              <w:rPr>
+                <w:rFonts w:ascii="Noto Sans CJK KR" w:hAnsi="Noto Sans CJK KR" w:eastAsia="Noto Sans CJK KR"/>
+                <w:b w:val="0"/>
+                <w:sz w:val="17"/>
+              </w:rPr>
+              <w:t>WAIT 후 기존 약 배출 버튼</w:t>
+            </w:r>
+          </w:p>
+        </w:tc>
+      </w:tr>
+      <w:tr>
+        <w:tc>
+          <w:tcPr>
+            <w:tcW w:type="dxa" w:w="2550"/>
+            <w:vAlign w:val="center"/>
+            <w:shd w:fill="EAF4FA"/>
+          </w:tcPr>
+          <w:p>
+            <w:pPr>
+              <w:spacing w:after="0"/>
+            </w:pPr>
+            <w:r>
+              <w:rPr>
+                <w:rFonts w:ascii="Noto Sans CJK KR" w:hAnsi="Noto Sans CJK KR" w:eastAsia="Noto Sans CJK KR"/>
+                <w:b w:val="0"/>
+                <w:sz w:val="17"/>
+              </w:rPr>
+              <w:t>LCD-14</w:t>
+            </w:r>
+          </w:p>
+        </w:tc>
+        <w:tc>
+          <w:tcPr>
+            <w:tcW w:type="dxa" w:w="2550"/>
+            <w:vAlign w:val="center"/>
+            <w:shd w:fill="EAF4FA"/>
+          </w:tcPr>
+          <w:p>
+            <w:pPr>
+              <w:spacing w:after="0"/>
+            </w:pPr>
+            <w:r>
+              <w:rPr>
+                <w:rFonts w:ascii="Noto Sans CJK KR" w:hAnsi="Noto Sans CJK KR" w:eastAsia="Noto Sans CJK KR"/>
+                <w:b w:val="0"/>
+                <w:sz w:val="17"/>
+              </w:rPr>
+              <w:t>새 블리스터 복약 확인</w:t>
+            </w:r>
+          </w:p>
+        </w:tc>
+        <w:tc>
+          <w:tcPr>
+            <w:tcW w:type="dxa" w:w="2550"/>
+            <w:vAlign w:val="center"/>
+            <w:shd w:fill="EAF4FA"/>
+          </w:tcPr>
+          <w:p>
+            <w:pPr>
+              <w:spacing w:after="0"/>
+            </w:pPr>
+            <w:r>
+              <w:rPr>
+                <w:rFonts w:ascii="Noto Sans CJK KR" w:hAnsi="Noto Sans CJK KR" w:eastAsia="Noto Sans CJK KR"/>
+                <w:b w:val="0"/>
+                <w:sz w:val="17"/>
+              </w:rPr>
+              <w:t xml:space="preserve">화면 하단 약 배출 영역을 좌우 절반으로 나눈 대형 </w:t>
+            </w:r>
+            <w:r>
+              <w:rPr>
+                <w:rFonts w:ascii="D2Coding" w:hAnsi="D2Coding" w:eastAsia="D2Coding"/>
+                <w:color w:val="9A3412"/>
+                <w:sz w:val="17"/>
+              </w:rPr>
+              <w:t>수동복약</w:t>
+            </w:r>
+            <w:r>
+              <w:rPr>
+                <w:rFonts w:ascii="Noto Sans CJK KR" w:hAnsi="Noto Sans CJK KR" w:eastAsia="Noto Sans CJK KR"/>
+                <w:b w:val="0"/>
+                <w:sz w:val="17"/>
+              </w:rPr>
+              <w:t>·</w:t>
+            </w:r>
+            <w:r>
+              <w:rPr>
+                <w:rFonts w:ascii="D2Coding" w:hAnsi="D2Coding" w:eastAsia="D2Coding"/>
+                <w:color w:val="9A3412"/>
+                <w:sz w:val="17"/>
+              </w:rPr>
+              <w:t>수동미복약</w:t>
+            </w:r>
+          </w:p>
+        </w:tc>
+        <w:tc>
+          <w:tcPr>
+            <w:tcW w:type="dxa" w:w="2550"/>
+            <w:vAlign w:val="center"/>
+            <w:shd w:fill="EAF4FA"/>
+          </w:tcPr>
+          <w:p>
+            <w:pPr>
+              <w:spacing w:after="0"/>
+            </w:pPr>
+            <w:r>
+              <w:rPr>
+                <w:rFonts w:ascii="Noto Sans CJK KR" w:hAnsi="Noto Sans CJK KR" w:eastAsia="Noto Sans CJK KR"/>
+                <w:b w:val="0"/>
+                <w:sz w:val="17"/>
+              </w:rPr>
+              <w:t>완료 또는 좌표 00 MOVE 재개</w:t>
+            </w:r>
+          </w:p>
+        </w:tc>
+      </w:tr>
     </w:tbl>
     <w:p>
       <w:pPr>
@@ -4858,7 +5247,7 @@
           <w:rFonts w:ascii="Noto Sans CJK KR" w:hAnsi="Noto Sans CJK KR" w:eastAsia="Noto Sans CJK KR"/>
           <w:b w:val="0"/>
         </w:rPr>
-        <w:t>DISPENSED 또는 MANUALLY_COMPLETED에서만 다음 슬롯으로 이동한다.</w:t>
+        <w:t>DISPENSED, R=2 빈 슬롯 또는 MANUALLY_COMPLETED에서 다음 슬롯으로 이동한다.</w:t>
       </w:r>
     </w:p>
     <w:p>
@@ -4870,7 +5259,7 @@
           <w:rFonts w:ascii="Noto Sans CJK KR" w:hAnsi="Noto Sans CJK KR" w:eastAsia="Noto Sans CJK KR"/>
           <w:b w:val="0"/>
         </w:rPr>
-        <w:t>FAILED, MISSED, COMM_ERROR에서는 현재 슬롯을 유지한다.</w:t>
+        <w:t>R=0의 FAILED, MISSED, COMM_ERROR에서는 현재 슬롯을 유지한다.</w:t>
       </w:r>
     </w:p>
     <w:p>
@@ -4931,6 +5320,72 @@
     </w:p>
     <w:p>
       <w:pPr>
+        <w:pStyle w:val="ListNumber"/>
+      </w:pPr>
+      <w:r>
+        <w:rPr>
+          <w:rFonts w:ascii="Noto Sans CJK KR" w:hAnsi="Noto Sans CJK KR" w:eastAsia="Noto Sans CJK KR"/>
+          <w:b w:val="0"/>
+        </w:rPr>
+        <w:t xml:space="preserve">마지막 슬롯 R=2 후 초기화하면 좌표 00에서 대형 </w:t>
+      </w:r>
+      <w:r>
+        <w:rPr>
+          <w:rFonts w:ascii="D2Coding" w:hAnsi="D2Coding" w:eastAsia="D2Coding"/>
+          <w:color w:val="9A3412"/>
+          <w:sz w:val="18"/>
+        </w:rPr>
+        <w:t>수동복약</w:t>
+      </w:r>
+      <w:r>
+        <w:rPr>
+          <w:rFonts w:ascii="Noto Sans CJK KR" w:hAnsi="Noto Sans CJK KR" w:eastAsia="Noto Sans CJK KR"/>
+          <w:b w:val="0"/>
+        </w:rPr>
+        <w:t>·</w:t>
+      </w:r>
+      <w:r>
+        <w:rPr>
+          <w:rFonts w:ascii="D2Coding" w:hAnsi="D2Coding" w:eastAsia="D2Coding"/>
+          <w:color w:val="9A3412"/>
+          <w:sz w:val="18"/>
+        </w:rPr>
+        <w:t>수동미복약</w:t>
+      </w:r>
+      <w:r>
+        <w:rPr>
+          <w:rFonts w:ascii="Noto Sans CJK KR" w:hAnsi="Noto Sans CJK KR" w:eastAsia="Noto Sans CJK KR"/>
+          <w:b w:val="0"/>
+        </w:rPr>
+        <w:t xml:space="preserve"> 버튼을 표시한다.</w:t>
+      </w:r>
+    </w:p>
+    <w:p>
+      <w:pPr>
+        <w:pStyle w:val="ListNumber"/>
+      </w:pPr>
+      <w:r>
+        <w:rPr>
+          <w:rFonts w:ascii="Noto Sans CJK KR" w:hAnsi="Noto Sans CJK KR" w:eastAsia="Noto Sans CJK KR"/>
+          <w:b w:val="0"/>
+        </w:rPr>
+        <w:t>수동복약은 MANUALLY_COMPLETED와 좌표 01로 종료한다.</w:t>
+      </w:r>
+    </w:p>
+    <w:p>
+      <w:pPr>
+        <w:pStyle w:val="ListNumber"/>
+      </w:pPr>
+      <w:r>
+        <w:rPr>
+          <w:rFonts w:ascii="Noto Sans CJK KR" w:hAnsi="Noto Sans CJK KR" w:eastAsia="Noto Sans CJK KR"/>
+          <w:b w:val="0"/>
+        </w:rPr>
+        <w:t>수동미복약은 남은 허용시간으로 좌표 00 MOVE를 보내고 WAIT 후 기존 약 배출 버튼을 표시한다. 허용시간이 끝났으면 MOVE 없이 MISSED로 종료한다.</w:t>
+      </w:r>
+    </w:p>
+    <w:p>
+      <w:pPr>
         <w:pStyle w:val="Heading2"/>
       </w:pPr>
       <w:r>
@@ -4950,7 +5405,34 @@
           <w:rFonts w:ascii="Noto Sans CJK KR" w:hAnsi="Noto Sans CJK KR" w:eastAsia="Noto Sans CJK KR"/>
           <w:b w:val="0"/>
         </w:rPr>
-        <w:t>기본 반복 1회, 설정 범위 1~10회</w:t>
+        <w:t>기본 반복 1회, 설정 범위 0~10회</w:t>
+      </w:r>
+    </w:p>
+    <w:p>
+      <w:pPr>
+        <w:pStyle w:val="ListBullet"/>
+      </w:pPr>
+      <w:r>
+        <w:rPr>
+          <w:rFonts w:ascii="Noto Sans CJK KR" w:hAnsi="Noto Sans CJK KR" w:eastAsia="Noto Sans CJK KR"/>
+          <w:b w:val="0"/>
+        </w:rPr>
+        <w:t xml:space="preserve">반복 0회에서는 모든 자동 안내 음성을 재생하지 않고 장치 상태에 </w:t>
+      </w:r>
+      <w:r>
+        <w:rPr>
+          <w:rFonts w:ascii="D2Coding" w:hAnsi="D2Coding" w:eastAsia="D2Coding"/>
+          <w:color w:val="9A3412"/>
+          <w:sz w:val="18"/>
+        </w:rPr>
+        <w:t>미사용</w:t>
+      </w:r>
+      <w:r>
+        <w:rPr>
+          <w:rFonts w:ascii="Noto Sans CJK KR" w:hAnsi="Noto Sans CJK KR" w:eastAsia="Noto Sans CJK KR"/>
+          <w:b w:val="0"/>
+        </w:rPr>
+        <w:t>을 빨간색으로 표시</w:t>
       </w:r>
     </w:p>
     <w:p>
@@ -5595,7 +6077,7 @@
                 <w:b w:val="0"/>
                 <w:sz w:val="17"/>
               </w:rPr>
-              <w:t>RESULT_COORD_MISMATCH</w:t>
+              <w:t>EMPTY_BLISTER_SLOT</w:t>
             </w:r>
           </w:p>
         </w:tc>
@@ -5615,6 +6097,68 @@
                 <w:b w:val="0"/>
                 <w:sz w:val="17"/>
               </w:rPr>
+              <w:t>XYR의 R=2</w:t>
+            </w:r>
+          </w:p>
+        </w:tc>
+        <w:tc>
+          <w:tcPr>
+            <w:tcW w:type="dxa" w:w="3400"/>
+            <w:vAlign w:val="center"/>
+            <w:shd w:fill="FFFFFF"/>
+          </w:tcPr>
+          <w:p>
+            <w:pPr>
+              <w:spacing w:after="0"/>
+            </w:pPr>
+            <w:r>
+              <w:rPr>
+                <w:rFonts w:ascii="Noto Sans CJK KR" w:hAnsi="Noto Sans CJK KR" w:eastAsia="Noto Sans CJK KR"/>
+                <w:b w:val="0"/>
+                <w:sz w:val="17"/>
+              </w:rPr>
+              <w:t>다음 슬롯 이동 안내 또는 마지막 슬롯 교체·복약 선택</w:t>
+            </w:r>
+          </w:p>
+        </w:tc>
+      </w:tr>
+      <w:tr>
+        <w:tc>
+          <w:tcPr>
+            <w:tcW w:type="dxa" w:w="3400"/>
+            <w:vAlign w:val="center"/>
+            <w:shd w:fill="EAF4FA"/>
+          </w:tcPr>
+          <w:p>
+            <w:pPr>
+              <w:spacing w:after="0"/>
+            </w:pPr>
+            <w:r>
+              <w:rPr>
+                <w:rFonts w:ascii="Noto Sans CJK KR" w:hAnsi="Noto Sans CJK KR" w:eastAsia="Noto Sans CJK KR"/>
+                <w:b w:val="0"/>
+                <w:sz w:val="17"/>
+              </w:rPr>
+              <w:t>RESULT_COORD_MISMATCH</w:t>
+            </w:r>
+          </w:p>
+        </w:tc>
+        <w:tc>
+          <w:tcPr>
+            <w:tcW w:type="dxa" w:w="3400"/>
+            <w:vAlign w:val="center"/>
+            <w:shd w:fill="EAF4FA"/>
+          </w:tcPr>
+          <w:p>
+            <w:pPr>
+              <w:spacing w:after="0"/>
+            </w:pPr>
+            <w:r>
+              <w:rPr>
+                <w:rFonts w:ascii="Noto Sans CJK KR" w:hAnsi="Noto Sans CJK KR" w:eastAsia="Noto Sans CJK KR"/>
+                <w:b w:val="0"/>
+                <w:sz w:val="17"/>
+              </w:rPr>
               <w:t>결과 좌표가 대상과 다름</w:t>
             </w:r>
           </w:p>
@@ -5623,7 +6167,7 @@
           <w:tcPr>
             <w:tcW w:type="dxa" w:w="3400"/>
             <w:vAlign w:val="center"/>
-            <w:shd w:fill="FFFFFF"/>
+            <w:shd w:fill="EAF4FA"/>
           </w:tcPr>
           <w:p>
             <w:pPr>
@@ -5645,7 +6189,7 @@
           <w:tcPr>
             <w:tcW w:type="dxa" w:w="3400"/>
             <w:vAlign w:val="center"/>
-            <w:shd w:fill="EAF4FA"/>
+            <w:shd w:fill="FFFFFF"/>
           </w:tcPr>
           <w:p>
             <w:pPr>
@@ -5665,7 +6209,7 @@
           <w:tcPr>
             <w:tcW w:type="dxa" w:w="3400"/>
             <w:vAlign w:val="center"/>
-            <w:shd w:fill="EAF4FA"/>
+            <w:shd w:fill="FFFFFF"/>
           </w:tcPr>
           <w:p>
             <w:pPr>
@@ -5685,7 +6229,7 @@
           <w:tcPr>
             <w:tcW w:type="dxa" w:w="3400"/>
             <w:vAlign w:val="center"/>
-            <w:shd w:fill="EAF4FA"/>
+            <w:shd w:fill="FFFFFF"/>
           </w:tcPr>
           <w:p>
             <w:pPr>
@@ -6038,6 +6582,66 @@
           <w:rFonts w:ascii="Noto Sans CJK KR" w:hAnsi="Noto Sans CJK KR" w:eastAsia="Noto Sans CJK KR"/>
           <w:b w:val="0"/>
         </w:rPr>
+        <w:t>R=2 후 새 요청번호·남은 시간으로 다음 슬롯 MOVE, WAIT 후 약 배출 버튼 재표시</w:t>
+      </w:r>
+    </w:p>
+    <w:p>
+      <w:pPr>
+        <w:pStyle w:val="ListBullet"/>
+      </w:pPr>
+      <w:r>
+        <w:rPr>
+          <w:rFonts w:ascii="Noto Sans CJK KR" w:hAnsi="Noto Sans CJK KR" w:eastAsia="Noto Sans CJK KR"/>
+          <w:b w:val="0"/>
+        </w:rPr>
+        <w:t>연속 R=2 후 R=1에서 DISPENSED 종료와 오류코드 해제</w:t>
+      </w:r>
+    </w:p>
+    <w:p>
+      <w:pPr>
+        <w:pStyle w:val="ListBullet"/>
+      </w:pPr>
+      <w:r>
+        <w:rPr>
+          <w:rFonts w:ascii="Noto Sans CJK KR" w:hAnsi="Noto Sans CJK KR" w:eastAsia="Noto Sans CJK KR"/>
+          <w:b w:val="0"/>
+        </w:rPr>
+        <w:t>R=2 재이동 뒤 R=0에서 기존 실패 화면과 좌표 유지</w:t>
+      </w:r>
+    </w:p>
+    <w:p>
+      <w:pPr>
+        <w:pStyle w:val="ListBullet"/>
+      </w:pPr>
+      <w:r>
+        <w:rPr>
+          <w:rFonts w:ascii="Noto Sans CJK KR" w:hAnsi="Noto Sans CJK KR" w:eastAsia="Noto Sans CJK KR"/>
+          <w:b w:val="0"/>
+        </w:rPr>
+        <w:t>마지막 슬롯 R=2 교체 후 대형 좌우 수동복약·수동미복약 버튼</w:t>
+      </w:r>
+    </w:p>
+    <w:p>
+      <w:pPr>
+        <w:pStyle w:val="ListBullet"/>
+      </w:pPr>
+      <w:r>
+        <w:rPr>
+          <w:rFonts w:ascii="Noto Sans CJK KR" w:hAnsi="Noto Sans CJK KR" w:eastAsia="Noto Sans CJK KR"/>
+          <w:b w:val="0"/>
+        </w:rPr>
+        <w:t>수동복약의 00→01과 수동미복약의 00 MOVE 재개·허용시간 만료 MISSED</w:t>
+      </w:r>
+    </w:p>
+    <w:p>
+      <w:pPr>
+        <w:pStyle w:val="ListBullet"/>
+      </w:pPr>
+      <w:r>
+        <w:rPr>
+          <w:rFonts w:ascii="Noto Sans CJK KR" w:hAnsi="Noto Sans CJK KR" w:eastAsia="Noto Sans CJK KR"/>
+          <w:b w:val="0"/>
+        </w:rPr>
         <w:t>중복 RESULT 수신 시 한 번만 슬롯 이동</w:t>
       </w:r>
     </w:p>
@@ -6212,7 +6816,7 @@
           <w:rFonts w:ascii="Noto Sans CJK KR" w:hAnsi="Noto Sans CJK KR" w:eastAsia="Noto Sans CJK KR"/>
           <w:b w:val="0"/>
         </w:rPr>
-        <w:t>SQLite v4 마이그레이션 구현</w:t>
+        <w:t>SQLite v5 마이그레이션 구현</w:t>
       </w:r>
     </w:p>
     <w:p>
@@ -6260,7 +6864,7 @@
           <w:rFonts w:ascii="Noto Sans CJK KR" w:hAnsi="Noto Sans CJK KR" w:eastAsia="Noto Sans CJK KR"/>
           <w:b w:val="0"/>
         </w:rPr>
-        <w:t>자동화 테스트 21건 통과</w:t>
+        <w:t>자동화 테스트 29건 통과</w:t>
       </w:r>
     </w:p>
     <w:p>
